--- a/example_articles/states/Rhode Island/1.states_Rhode Island_New_York_Times.docx
+++ b/example_articles/states/Rhode Island/1.states_Rhode Island_New_York_Times.docx
@@ -27,17 +27,17 @@
     </w:p>
     <w:p>
       <w:r>
-        <w:t>Source File: NYT/48.DOCX</w:t>
+        <w:t>Source file: NYT/48.DOCX</w:t>
       </w:r>
     </w:p>
     <w:p>
       <w:r>
-        <w:t>Raw locations result: ['Rhode Island']</w:t>
+        <w:t>Raw locations result, 'locations': ['Rhode Island']</w:t>
       </w:r>
     </w:p>
     <w:p>
       <w:r>
-        <w:t>states_stand_flat (Standardized): Rhode Island</w:t>
+        <w:t>Standardized locations result, 'states_stand_flat': Rhode Island</w:t>
       </w:r>
     </w:p>
     <w:p>

--- a/example_articles/states/Rhode Island/1.states_Rhode Island_New_York_Times.docx
+++ b/example_articles/states/Rhode Island/1.states_Rhode Island_New_York_Times.docx
@@ -7,7 +7,7 @@
         <w:pStyle w:val="Heading1"/>
       </w:pPr>
       <w:r>
-        <w:t>As Maine Voters Cut Back Spending, Police Force May Go From 1 to None</w:t>
+        <w:t>HAVENS; Big Land Rush In Little Rhody</w:t>
       </w:r>
     </w:p>
     <w:p>
@@ -17,12 +17,12 @@
     </w:p>
     <w:p>
       <w:r>
-        <w:t>Date: 1991-11-04</w:t>
+        <w:t>Date: 2002-11-01</w:t>
       </w:r>
     </w:p>
     <w:p>
       <w:r>
-        <w:t>Section: Section A;; Section A; Page 12; Column 1; National Desk; Column 1;</w:t>
+        <w:t>Section: Section F; Column 1; Escapes; Pg. 1</w:t>
       </w:r>
     </w:p>
     <w:p>
@@ -49,73 +49,50 @@
     </w:p>
     <w:p>
       <w:r>
-        <w:t>Ted Reed, the police chief in this rundown town of weatherbeaten houses by Penobscot Bay, now exists on a salary made up of donations. His old cruiser runs on gasoline provided by a garage owner.</w:t>
+        <w:t>AFTER five years shoehorned into their apartment in the Hell's Kitchen neighborhood of Manhattan, Catherine and John Hoffman started craving wide-open spaces, or at least more closet space. So, like countless city dwellers before them, the couple, both freelance advertising professionals, got into their car and started looking for a weekend house.</w:t>
         <w:br/>
-        <w:t>Chief Reed's plight has been brought about by growing anger among the town's 1,383 residents over the recession and rising property taxes. In September they voted to do away with their one-man police force, and the drive stalled temporarily only after some townspeople took up a door-to-door collection to keep Chief Reed on the job.</w:t>
+        <w:t xml:space="preserve">     First, they checked out upstate New York, visiting Cold Spring and the area around West Point. The prices, said Ms. Hoffman, were "out of sight." Next, they headed for Connecticut. "We got all the way past Guilford before we could find anything affordable," said Ms. Hoffman, 35. </w:t>
         <w:br/>
-        <w:t>On Tuesday the question will be settled by a referendum. If the vote goes against keeping the Chief, the town will have to fall back on the county sheriff's office and the state police. Tempers are running high.</w:t>
+        <w:t xml:space="preserve"> Then it dawned on her. "In another hour we could live right on the beach," she said. "All we had to do was look in Rhode Island." Another benefit, Ms. Hoffman said, is that her family lives there. The couple settled on a two-bedroom condominium in Bristol in an oceanfront development next to a 28-acre wildlife refuge. "There's a yacht club, tennis courts, lifeguard," said Ms. Hoffman, who is on maternity leave and currently living full time in Bristol. "And all this space that will never be developed." </w:t>
         <w:br/>
-        <w:t xml:space="preserve"> </w:t>
+        <w:t xml:space="preserve">Why is the Ocean State, with more than 400 miles of coastline, much of it about three hours from Manhattan, so often an afterthought for New Yorkers? "You hear people say, 'I summer in the Hamptons, I summer at Fire Island, the Jersey Shore,' " said Meredith Anthony, who writes and edits a health-related Web site and has rented weekend vacation homes on Long Island. "But you never hear people say, 'I summer in Rhode Island.' " </w:t>
         <w:br/>
-        <w:t>Familial Insults</w:t>
+        <w:t>Of course, famous beach resorts like Block Island and Newport have been well trod all along. And those who can afford a million-dollar waterfront home already know about Rhode Island's exclusive beach communities, like Watch Hill, Narragansett and Little Compton.</w:t>
         <w:br/>
-        <w:t xml:space="preserve"> At a selectmen's meeting on Thursday night, with beige quilts covering the windows to keep the cold out of the unheated room, members of the audience insulted each other's families and one burly man poked his finger in another's face. Afterwards, Parker Gray, the head selectman, summed up the sentiments: "If you took these same parties and put them in a bar, with a couple of .38's, I think you can imagine what kind of problem you'd have."</w:t>
+        <w:t>But these days, lesser-known enclaves like Westerly, Charlestown and Portsmouth are attracting record numbers of people willing to commute from the New York metropolitan area, real estate agents say. "New Yorkers have finally discovered the little gems that Rhode Islanders have known about all along," said Sally Lapides, the owner of Residential Properties in Providence.</w:t>
         <w:br/>
-        <w:t>Although the amount of money at stake here is small -- it would cost $4,000 to keep Chief Reed and his patrol car operating till the end of the year -- the issue touches a raw nerve in Maine, where the economy has been declining and frustration over taxes has been building for two or three years, especially in poor rural areas.</w:t>
+        <w:t xml:space="preserve">One reason? About two years ago, traveling by train became a realistic alternative to driving when Amtrak electrified the stretch of track from New Haven to Boston. The move reduced the more-than-four-hour ride from Pennsylvania Station in Manhattan to Westerly to just under three hours. In addition, Amtrak's high-speed Acela, recently back on track after months of problems, runs from Penn Station to Providence in 2 hours and 50 minutes. The shorter commute seems to lure New Yorkers. "Even if people don't use the train, they know it's here and they feel closer because of it," Ms. Lapides said. "It's psychological." </w:t>
         <w:br/>
-        <w:t>Similar concerns led two other towns in Maine to eliminate their police forces last summer. In one, Lebanon, a town of 4,300 people in the southwest near the New Hampshire border, an 18-year-old security guard at a campground was stabbed to death while trying to stop a break-in shortly after residents voted to abolish the town's seven-member police force in July.</w:t>
+        <w:t>Prices are another attraction. Not that properties are bargain-basement cheap -- in fact, there has been a 25 percent increase in the median home price in the last year, according to the Rhode Island Association of Realtors -- but Rhode Island homes of every kind are still cheaper than similar places on Long Island or Cape Cod, Mass., said Michelle Kirby, an agent at the Newport office of Gustave J. S. White Real Estate. For diligent shoppers willing to take a walk or a short drive through the countryside to the beach, bargains can be found.</w:t>
         <w:br/>
-        <w:t>Some local and state authorities worry that more communities will follow suit next spring at their annual town meetings, New England's traditional form of town government in which financial and other major decisions are made by a vote of those attending. "Our small towns see their police departments as discretionary spending; it's not like it is in big cities where crime is a big threat," said Jim Damicis of the Maine Municipal Association.</w:t>
+        <w:t xml:space="preserve">New Yorkers researching Rhode Island real estate options will quickly and constantly hear the term South County, shorthand for southwestern Rhode Island. South County includes the stretch of coastline from Westerly, just over the Connecticut border, to Narragansett, home to the waterfront communities most popular with New Yorkers. For the most part, towns in South County are quiet, unpretentious and family oriented. The beaches are big, clean and often public. Canny shoppers also learn fast that throughout southern Rhode Island, "waterfront" can mean near the ocean or, for homes priced in the $600,000-to-$800,000 range, adjoining one of Rhode Island's many salt ponds. </w:t>
         <w:br/>
-        <w:t>These towns are counting on their county sheriffs and the state police to take over the duties of their police forces, Mr. Damicis said. But the sheriffs and the state police have been hit by budget cuts of their own and are concerned that they may not be able to provide adequate assistance.</w:t>
+        <w:t xml:space="preserve">Westerly is a mix of expensive beachfront homes and working-class neighborhoods. Watch Hill and Weekapaug, where houses routinely sell for more than six figures, are two of the most established and expensive villages in the town of Westerly. </w:t>
         <w:br/>
-        <w:t>Col. Andrew E. Demers, head of the Maine State Police, said, "If there are any more cuts, I am afraid there will be a point where we'll have to decide what we can do and what we can't."</w:t>
+        <w:t xml:space="preserve">Comparative bargains may be found outside the name-brand communities. Waterfront cottages in the popular Misquamicut beach area of Westerly sell for under $600,000. Prices drop to about half of that for buyers willing to live in downtown Westerly, which is a mile or so from the ocean. </w:t>
         <w:br/>
-        <w:t xml:space="preserve"> </w:t>
+        <w:t xml:space="preserve">The 24-mile stretch from Westerly to Narragansett is dotted with beach neighborhoods. A small cottage may still sell for less than $300,000, but inventory at that price is scarce and houses sell fast, real estate agents say. More plentiful are two- and three-bedroom houses priced from $300,000 to $600,000, depending on the house and the area. Shady Harbor, for instance, is popular for boating and its private beach, so its cottages are priced at the high end of that range. Houses on Ninigret Pond, the largest of Rhode Island's salt ponds, also command a premium. </w:t>
         <w:br/>
-        <w:t>Town Business and Feuds</w:t>
+        <w:t xml:space="preserve">Farther east lies Aquidneck Island, best known for the city of Newport. But Portsmouth is a less expensive, less crowded and far quieter alternative on the northern tip of Aquidneck, agents say. Full-time residents, who make up a majority of the population, and a top-ranked school system give Portsmouth a very residential, family-oriented atmosphere, said Mary Upton, an agent in Hogan &amp; Stone's Middletown office, on Aquidneck Island. </w:t>
         <w:br/>
-        <w:t xml:space="preserve"> In Stockton Springs, the battle over whether to keep the Chief's job is typical of the fights elsewhere in Maine, and, as is true of small-town tussles, it is spiced with local feuds.</w:t>
+        <w:t xml:space="preserve">Prices for houses north of Portsmouth but off the water range from $250,000 to $600,000. Spinnaker Run, a new development, has three- and four-bedroom houses on half-acre lots with water views that sell for $525,000 to $596,000, said John Silvia, an agent with Prudential Prime Properties in Portsmouth. </w:t>
         <w:br/>
-        <w:t>The conflict began at the town meeting last March when Mr. Gray, newly elected as head selectman, proposed a Police Department budget of $22,000, including Mr. Reed's salary, gasoline and maintenance for his cruiser. That was $9,000 less than was spent the previous year.</w:t>
+        <w:t xml:space="preserve">Property sales at the high end in Portsmouth, as in the rest of Rhode Island, are exploding. Carnegie Abbey, a beach and golf resort, is under construction on the shore west of Portsmouth. Condominiums are priced from $700,000 to $3 million; house lots start at $800,000 and go up to $1.8 million. </w:t>
         <w:br/>
-        <w:t>Mr. Gray said he believed that the department was simply too expensive.  "People were in a cutting mood," he recalled. They had just watched as their property taxes were re-evaluated, with the valuation on some waterfront land jumping to more than $100,000 an acre from $3,000.</w:t>
+        <w:t xml:space="preserve">The best deals, not surprisingly, are found inland. New Yorkers are scouting out rural historic homes in places like South Kingstown and Hopkinton. South Kingstown is close to the ocean, and a community in the town, Kingston, is home to the University of Rhode Island. Prices range from $200,000 to $450,000 for three- and four-bedroom homes. </w:t>
         <w:br/>
-        <w:t>Mr. Gray offered the Chief an option: Take a cut in his $440-a-week pay, or face elimination of his job when money ran out in September.</w:t>
+        <w:t xml:space="preserve">There are some downsides to weekend life in Rhode Island. When people talk about how close it is, they're talking about traveling late at night or early in the morning. For those who drive, there is no way to avoid Interstate 95 and its interminable delays. "You've got to time 95, there's no doubt about it," said Vincent Ciaramella. He and his wife, Ann Marie, commute each weekend from Tuckahoe, N.Y., to their four-bedroom house in Westerly. </w:t>
         <w:br/>
-        <w:t>Chief Reed, a blunt-spoken 56-year-old man who some people here say "would arrest his own mother," took his chances, reckoning that come September the citizens would vote to draw enough money from the town's general fund to cover his expenses.</w:t>
+        <w:t xml:space="preserve">Local beach traffic can be heavy on summer weekends as well, although "it's nothing like the Hamptons," said Michael Rich, a Manhattan resident who has a house in Watch Hill. This winter, the State Transportation Department plans to start replacing the breaks in the medians along coastal Route 1 with "jug handle" exits to ease congestion and make getting on and off the highway safer. </w:t>
         <w:br/>
-        <w:t>But at a special town meeting on Sept. 26, after two disputed ballots, the decision was no, by four votes.</w:t>
+        <w:t xml:space="preserve">Another negative is taxes. Rhode Island recently revalued property in many areas of the state, and taxes doubled and tripled for many residents. </w:t>
         <w:br/>
-        <w:t>Ed Marshall, a retired 69-year-old traveling salesman who voted to extend Chief Reed's pay, said: "We all felt sick when we left the meeting. I tossed and turned all night."</w:t>
+        <w:t xml:space="preserve">Finally, rural really means rural, especially if you venture inland. Rhode Island is a state with industrial roots, and many of the towns and much of the housing stock reflect that. </w:t>
         <w:br/>
-        <w:t>Mr. Marshall said he remembered what it was like when Stockton Springs, a working-class town of clam diggers and mill hands, did not have a policeman. He lives across the street from the local school, and he recalled young people gathering there, drinking and swearing and breaking into the buses.</w:t>
+        <w:t>But for New Yorkers like Mr. Rich, that's exactly the appeal. "The beauty of Rhode Island," he said, "is the fact that you feel like you've really gotten away, as opposed to replicating your life in Manhattan."</w:t>
         <w:br/>
-        <w:t xml:space="preserve"> </w:t>
         <w:br/>
-        <w:t>The Drive for Donations</w:t>
-        <w:br/>
-        <w:t xml:space="preserve"> So Mr. Marshall and some friends came up with a plan. The next week, at the selectmen's meeting, after Chief Reed's job was terminated, Mr. Marshall's group asked if the Chief could be kept on with contributions. The answer was a grudging yes, and so the Chief was rehired a few minutes later.</w:t>
-        <w:br/>
-        <w:t>In the next two days Mr. Marshall's group raised $2,000 for their police officer. Mr. Marshall's team also circulated a petition, getting 242 signatures, seeking a referendum on Election Day that would have the town pay the rest of Chief Reed's expenses until the end of the year. That way, under Maine's form of government, the Chief would automatically be kept on three more months, until the next annual meeting. Perhaps then, Mr. Marshall thought, the town would come to its senses.</w:t>
-        <w:br/>
-        <w:t>But Manly Shute, a barrel-chested carpenter and lobsterman, was angered by the donations scheme and the referendum. He saw the donations as a trick, because it forced the town to continue paying the Chief's insurance.</w:t>
-        <w:br/>
-        <w:t xml:space="preserve"> </w:t>
-        <w:br/>
-        <w:t>'They Don't Give a Darn'</w:t>
-        <w:br/>
-        <w:t xml:space="preserve"> "I'm not against the officer personally," Mr. Shute said in an interview. "It's just that it's the poor people who keep paying and they don't give a darn about the poor people."</w:t>
-        <w:br/>
-        <w:t>So Mr. Shute began gathering signatures for another petition, which he presented at the selectmen's meeting on Thursday, calling on the town to stop the donations plan.</w:t>
-        <w:br/>
-        <w:t>At the meeting, one supporter of Chief Reed shouted at Mr. Shute, "Your problem is, your name is Shute" in a derogatory reference to Mr.  Shute's large clan of relatives in town.</w:t>
-        <w:br/>
-        <w:t>Mr. Marshall tried to quiet the dispute. "Let's not get into this," he said. "This is a good town."</w:t>
-        <w:br/>
-        <w:t>Mr. Shute replied, "Well, it was."</w:t>
-        <w:br/>
-        <w:t>It was Halloween, and as the angry participants, including Mr. Reed, left Town Hall, they noticed his cruiser. It had been splattered with eggs.</w:t>
+        <w:t>http://www.nytimes.com</w:t>
         <w:br/>
         <w:br/>
         <w:t>Graphic</w:t>
@@ -123,11 +100,7 @@
         <w:br/>
         <w:t xml:space="preserve"> </w:t>
         <w:br/>
-        <w:t>Photo: The recession and rising property taxes in Stockton Springs, Me., prompted voters to do away with their one-man police force in September. Some residents have since taken up a collection to keep Chief Ted Reed on the job, until the matter is settled by referendum on Tuesday. (Gary Guisinger for The New York Times)</w:t>
-        <w:br/>
-        <w:t xml:space="preserve"> </w:t>
-        <w:br/>
-        <w:t>Map of Maine showing location of Stockton Springs</w:t>
+        <w:t>Photos: PRIVATE BEACH -- John and Catherine Hoffman, Manhattanites, and their son, Jackson, behind their condo in Bristol, R.I. (Dave Hansen for The New York Times)(pg. F1); ON THE OCEAN -- In Portsmouth, R.I. Asking: $699,900. Needs construction on the second floor.; A VICTORIAN -- In the town of Westerly, R.I., a 10-minute drive from the beach. Asking: $279,900. (George Ruhe for The New York Times); WATER VIEWS -- On the 13th green in Misquamicut, overlooking a pond and the ocean. Asking: $650,000. (George Ruhe for The New York Times)(pg. F7) Map of Rhode Island highlighting above areas. (pg. F7)</w:t>
       </w:r>
     </w:p>
     <w:sectPr>

--- a/example_articles/states/Rhode Island/1.states_Rhode Island_New_York_Times.docx
+++ b/example_articles/states/Rhode Island/1.states_Rhode Island_New_York_Times.docx
@@ -7,7 +7,9 @@
         <w:pStyle w:val="Heading1"/>
       </w:pPr>
       <w:r>
-        <w:t>HAVENS; Big Land Rush In Little Rhody</w:t>
+        <w:t>NOTES ON PEOPLE;</w:t>
+        <w:br/>
+        <w:t>From Congress to a Bar</w:t>
       </w:r>
     </w:p>
     <w:p>
@@ -17,17 +19,17 @@
     </w:p>
     <w:p>
       <w:r>
-        <w:t>Date: 2002-11-01</w:t>
+        <w:t>Date: 1981-02-16</w:t>
       </w:r>
     </w:p>
     <w:p>
       <w:r>
-        <w:t>Section: Section F; Column 1; Escapes; Pg. 1</w:t>
+        <w:t>Section: Section B; Page 4, Column 6; Metropolitan Desk</w:t>
       </w:r>
     </w:p>
     <w:p>
       <w:r>
-        <w:t>Source file: NYT/48.DOCX</w:t>
+        <w:t>Source file: NYT/56.361.DOCX</w:t>
       </w:r>
     </w:p>
     <w:p>
@@ -49,58 +51,13 @@
     </w:p>
     <w:p>
       <w:r>
-        <w:t>AFTER five years shoehorned into their apartment in the Hell's Kitchen neighborhood of Manhattan, Catherine and John Hoffman started craving wide-open spaces, or at least more closet space. So, like countless city dwellers before them, the couple, both freelance advertising professionals, got into their car and started looking for a weekend house.</w:t>
+        <w:t>During his six years in Congress, Edward P. Beard, a one-time house painter, liked to think of himself as the working man's Congressman.</w:t>
         <w:br/>
-        <w:t xml:space="preserve">     First, they checked out upstate New York, visiting Cold Spring and the area around West Point. The prices, said Ms. Hoffman, were "out of sight." Next, they headed for Connecticut. "We got all the way past Guilford before we could find anything affordable," said Ms. Hoffman, 35. </w:t>
+        <w:t>Former Congressman Edward Beard announces plans to buy tavernHe even formed the House Blue Collar Caucus to emphasize the point.</w:t>
         <w:br/>
-        <w:t xml:space="preserve"> Then it dawned on her. "In another hour we could live right on the beach," she said. "All we had to do was look in Rhode Island." Another benefit, Ms. Hoffman said, is that her family lives there. The couple settled on a two-bedroom condominium in Bristol in an oceanfront development next to a 28-acre wildlife refuge. "There's a yacht club, tennis courts, lifeguard," said Ms. Hoffman, who is on maternity leave and currently living full time in Bristol. "And all this space that will never be developed." </w:t>
+        <w:t>Now that the Rhode Island Democrat is out of a job following his defeat in a bid for a fourth term last fall, he has been looking for something appropriate to his working-class mystique.</w:t>
         <w:br/>
-        <w:t xml:space="preserve">Why is the Ocean State, with more than 400 miles of coastline, much of it about three hours from Manhattan, so often an afterthought for New Yorkers? "You hear people say, 'I summer in the Hamptons, I summer at Fire Island, the Jersey Shore,' " said Meredith Anthony, who writes and edits a health-related Web site and has rented weekend vacation homes on Long Island. "But you never hear people say, 'I summer in Rhode Island.' " </w:t>
-        <w:br/>
-        <w:t>Of course, famous beach resorts like Block Island and Newport have been well trod all along. And those who can afford a million-dollar waterfront home already know about Rhode Island's exclusive beach communities, like Watch Hill, Narragansett and Little Compton.</w:t>
-        <w:br/>
-        <w:t>But these days, lesser-known enclaves like Westerly, Charlestown and Portsmouth are attracting record numbers of people willing to commute from the New York metropolitan area, real estate agents say. "New Yorkers have finally discovered the little gems that Rhode Islanders have known about all along," said Sally Lapides, the owner of Residential Properties in Providence.</w:t>
-        <w:br/>
-        <w:t xml:space="preserve">One reason? About two years ago, traveling by train became a realistic alternative to driving when Amtrak electrified the stretch of track from New Haven to Boston. The move reduced the more-than-four-hour ride from Pennsylvania Station in Manhattan to Westerly to just under three hours. In addition, Amtrak's high-speed Acela, recently back on track after months of problems, runs from Penn Station to Providence in 2 hours and 50 minutes. The shorter commute seems to lure New Yorkers. "Even if people don't use the train, they know it's here and they feel closer because of it," Ms. Lapides said. "It's psychological." </w:t>
-        <w:br/>
-        <w:t>Prices are another attraction. Not that properties are bargain-basement cheap -- in fact, there has been a 25 percent increase in the median home price in the last year, according to the Rhode Island Association of Realtors -- but Rhode Island homes of every kind are still cheaper than similar places on Long Island or Cape Cod, Mass., said Michelle Kirby, an agent at the Newport office of Gustave J. S. White Real Estate. For diligent shoppers willing to take a walk or a short drive through the countryside to the beach, bargains can be found.</w:t>
-        <w:br/>
-        <w:t xml:space="preserve">New Yorkers researching Rhode Island real estate options will quickly and constantly hear the term South County, shorthand for southwestern Rhode Island. South County includes the stretch of coastline from Westerly, just over the Connecticut border, to Narragansett, home to the waterfront communities most popular with New Yorkers. For the most part, towns in South County are quiet, unpretentious and family oriented. The beaches are big, clean and often public. Canny shoppers also learn fast that throughout southern Rhode Island, "waterfront" can mean near the ocean or, for homes priced in the $600,000-to-$800,000 range, adjoining one of Rhode Island's many salt ponds. </w:t>
-        <w:br/>
-        <w:t xml:space="preserve">Westerly is a mix of expensive beachfront homes and working-class neighborhoods. Watch Hill and Weekapaug, where houses routinely sell for more than six figures, are two of the most established and expensive villages in the town of Westerly. </w:t>
-        <w:br/>
-        <w:t xml:space="preserve">Comparative bargains may be found outside the name-brand communities. Waterfront cottages in the popular Misquamicut beach area of Westerly sell for under $600,000. Prices drop to about half of that for buyers willing to live in downtown Westerly, which is a mile or so from the ocean. </w:t>
-        <w:br/>
-        <w:t xml:space="preserve">The 24-mile stretch from Westerly to Narragansett is dotted with beach neighborhoods. A small cottage may still sell for less than $300,000, but inventory at that price is scarce and houses sell fast, real estate agents say. More plentiful are two- and three-bedroom houses priced from $300,000 to $600,000, depending on the house and the area. Shady Harbor, for instance, is popular for boating and its private beach, so its cottages are priced at the high end of that range. Houses on Ninigret Pond, the largest of Rhode Island's salt ponds, also command a premium. </w:t>
-        <w:br/>
-        <w:t xml:space="preserve">Farther east lies Aquidneck Island, best known for the city of Newport. But Portsmouth is a less expensive, less crowded and far quieter alternative on the northern tip of Aquidneck, agents say. Full-time residents, who make up a majority of the population, and a top-ranked school system give Portsmouth a very residential, family-oriented atmosphere, said Mary Upton, an agent in Hogan &amp; Stone's Middletown office, on Aquidneck Island. </w:t>
-        <w:br/>
-        <w:t xml:space="preserve">Prices for houses north of Portsmouth but off the water range from $250,000 to $600,000. Spinnaker Run, a new development, has three- and four-bedroom houses on half-acre lots with water views that sell for $525,000 to $596,000, said John Silvia, an agent with Prudential Prime Properties in Portsmouth. </w:t>
-        <w:br/>
-        <w:t xml:space="preserve">Property sales at the high end in Portsmouth, as in the rest of Rhode Island, are exploding. Carnegie Abbey, a beach and golf resort, is under construction on the shore west of Portsmouth. Condominiums are priced from $700,000 to $3 million; house lots start at $800,000 and go up to $1.8 million. </w:t>
-        <w:br/>
-        <w:t xml:space="preserve">The best deals, not surprisingly, are found inland. New Yorkers are scouting out rural historic homes in places like South Kingstown and Hopkinton. South Kingstown is close to the ocean, and a community in the town, Kingston, is home to the University of Rhode Island. Prices range from $200,000 to $450,000 for three- and four-bedroom homes. </w:t>
-        <w:br/>
-        <w:t xml:space="preserve">There are some downsides to weekend life in Rhode Island. When people talk about how close it is, they're talking about traveling late at night or early in the morning. For those who drive, there is no way to avoid Interstate 95 and its interminable delays. "You've got to time 95, there's no doubt about it," said Vincent Ciaramella. He and his wife, Ann Marie, commute each weekend from Tuckahoe, N.Y., to their four-bedroom house in Westerly. </w:t>
-        <w:br/>
-        <w:t xml:space="preserve">Local beach traffic can be heavy on summer weekends as well, although "it's nothing like the Hamptons," said Michael Rich, a Manhattan resident who has a house in Watch Hill. This winter, the State Transportation Department plans to start replacing the breaks in the medians along coastal Route 1 with "jug handle" exits to ease congestion and make getting on and off the highway safer. </w:t>
-        <w:br/>
-        <w:t xml:space="preserve">Another negative is taxes. Rhode Island recently revalued property in many areas of the state, and taxes doubled and tripled for many residents. </w:t>
-        <w:br/>
-        <w:t xml:space="preserve">Finally, rural really means rural, especially if you venture inland. Rhode Island is a state with industrial roots, and many of the towns and much of the housing stock reflect that. </w:t>
-        <w:br/>
-        <w:t>But for New Yorkers like Mr. Rich, that's exactly the appeal. "The beauty of Rhode Island," he said, "is the fact that you feel like you've really gotten away, as opposed to replicating your life in Manhattan."</w:t>
-        <w:br/>
-        <w:br/>
-        <w:t>http://www.nytimes.com</w:t>
-        <w:br/>
-        <w:br/>
-        <w:t>Graphic</w:t>
-        <w:br/>
-        <w:br/>
-        <w:t xml:space="preserve"> </w:t>
-        <w:br/>
-        <w:t>Photos: PRIVATE BEACH -- John and Catherine Hoffman, Manhattanites, and their son, Jackson, behind their condo in Bristol, R.I. (Dave Hansen for The New York Times)(pg. F1); ON THE OCEAN -- In Portsmouth, R.I. Asking: $699,900. Needs construction on the second floor.; A VICTORIAN -- In the town of Westerly, R.I., a 10-minute drive from the beach. Asking: $279,900. (George Ruhe for The New York Times); WATER VIEWS -- On the 13th green in Misquamicut, overlooking a pond and the ocean. Asking: $650,000. (George Ruhe for The New York Times)(pg. F7) Map of Rhode Island highlighting above areas. (pg. F7)</w:t>
+        <w:t>He seems to have found it in the Batter's Choice, a bar in Central Falls, R.I.  Mr. Beard, who disclosed plans to buy the bar and serve as his own bartender, explained the tavern's appeal last week.  ''It's real blue-collar oriented,'' he said.</w:t>
       </w:r>
     </w:p>
     <w:sectPr>
